--- a/faltantes/pendientes/ITC-VI-PO-002-09 AUTOEVALUACIÓN CUALITATIVA.docx
+++ b/faltantes/pendientes/ITC-VI-PO-002-09 AUTOEVALUACIÓN CUALITATIVA.docx
@@ -64,49 +64,13 @@
           <w:rFonts w:ascii="Arial" w:eastAsia="Arial" w:hAnsi="Arial" w:cs="Arial"/>
         </w:rPr>
       </w:pPr>
+      <w:bookmarkStart w:id="0" w:name="_GoBack"/>
+      <w:bookmarkEnd w:id="0"/>
       <w:r>
         <w:rPr>
           <w:rFonts w:ascii="Arial" w:eastAsia="Arial" w:hAnsi="Arial" w:cs="Arial"/>
         </w:rPr>
-        <w:t xml:space="preserve">LEON  </w:t>
-      </w:r>
-      <w:r>
-        <w:rPr>
-          <w:rFonts w:ascii="Arial" w:eastAsia="Arial" w:hAnsi="Arial" w:cs="Arial"/>
-        </w:rPr>
-        <w:tab/>
-      </w:r>
-      <w:r>
-        <w:rPr>
-          <w:rFonts w:ascii="Arial" w:eastAsia="Arial" w:hAnsi="Arial" w:cs="Arial"/>
-        </w:rPr>
-        <w:tab/>
-      </w:r>
-      <w:r>
-        <w:rPr>
-          <w:rFonts w:ascii="Arial" w:eastAsia="Arial" w:hAnsi="Arial" w:cs="Arial"/>
-        </w:rPr>
-        <w:tab/>
-      </w:r>
-      <w:r>
-        <w:rPr>
-          <w:rFonts w:ascii="Arial" w:eastAsia="Arial" w:hAnsi="Arial" w:cs="Arial"/>
-        </w:rPr>
-        <w:tab/>
-        <w:t xml:space="preserve">CUPUL         </w:t>
-      </w:r>
-      <w:r>
-        <w:rPr>
-          <w:rFonts w:ascii="Arial" w:eastAsia="Arial" w:hAnsi="Arial" w:cs="Arial"/>
-        </w:rPr>
-        <w:tab/>
-      </w:r>
-      <w:r>
-        <w:rPr>
-          <w:rFonts w:ascii="Arial" w:eastAsia="Arial" w:hAnsi="Arial" w:cs="Arial"/>
-        </w:rPr>
-        <w:tab/>
-        <w:t xml:space="preserve">JUAN MIGUEL   </w:t>
+        <w:t xml:space="preserve"> </w:t>
       </w:r>
     </w:p>
     <w:p>
@@ -302,7 +266,7 @@
               </wp:anchor>
             </w:drawing>
           </mc:Choice>
-          <mc:Fallback xmlns:sl="http://schemas.openxmlformats.org/schemaLibrary/2006/main" xmlns:a="http://schemas.openxmlformats.org/drawingml/2006/main" xmlns:pic="http://schemas.openxmlformats.org/drawingml/2006/picture" xmlns:c="http://schemas.openxmlformats.org/drawingml/2006/chart" xmlns:lc="http://schemas.openxmlformats.org/drawingml/2006/lockedCanvas" xmlns:dgm="http://schemas.openxmlformats.org/drawingml/2006/diagram" xmlns:w16="http://schemas.microsoft.com/office/word/2018/wordml" xmlns:w16cex="http://schemas.microsoft.com/office/word/2018/wordml/cex" xmlns:w16cid="http://schemas.microsoft.com/office/word/2016/wordml/cid" xmlns="http://schemas.microsoft.com/office/tasks/2019/documenttasks" xmlns:cr="http://schemas.microsoft.com/office/comments/2020/reactions">
+          <mc:Fallback xmlns:cr="http://schemas.microsoft.com/office/comments/2020/reactions" xmlns="http://schemas.microsoft.com/office/tasks/2019/documenttasks" xmlns:w16cid="http://schemas.microsoft.com/office/word/2016/wordml/cid" xmlns:w16cex="http://schemas.microsoft.com/office/word/2018/wordml/cex" xmlns:w16="http://schemas.microsoft.com/office/word/2018/wordml" xmlns:dgm="http://schemas.openxmlformats.org/drawingml/2006/diagram" xmlns:lc="http://schemas.openxmlformats.org/drawingml/2006/lockedCanvas" xmlns:c="http://schemas.openxmlformats.org/drawingml/2006/chart" xmlns:pic="http://schemas.openxmlformats.org/drawingml/2006/picture" xmlns:a="http://schemas.openxmlformats.org/drawingml/2006/main" xmlns:sl="http://schemas.openxmlformats.org/schemaLibrary/2006/main">
             <w:drawing>
               <wp:anchor allowOverlap="1" behindDoc="0" distB="0" distT="0" distL="114300" distR="114300" hidden="0" layoutInCell="1" locked="0" relativeHeight="0" simplePos="0">
                 <wp:simplePos x="0" y="0"/>
@@ -415,7 +379,7 @@
               </wp:anchor>
             </w:drawing>
           </mc:Choice>
-          <mc:Fallback xmlns:sl="http://schemas.openxmlformats.org/schemaLibrary/2006/main" xmlns:a="http://schemas.openxmlformats.org/drawingml/2006/main" xmlns:pic="http://schemas.openxmlformats.org/drawingml/2006/picture" xmlns:c="http://schemas.openxmlformats.org/drawingml/2006/chart" xmlns:lc="http://schemas.openxmlformats.org/drawingml/2006/lockedCanvas" xmlns:dgm="http://schemas.openxmlformats.org/drawingml/2006/diagram" xmlns:w16="http://schemas.microsoft.com/office/word/2018/wordml" xmlns:w16cex="http://schemas.microsoft.com/office/word/2018/wordml/cex" xmlns:w16cid="http://schemas.microsoft.com/office/word/2016/wordml/cid" xmlns="http://schemas.microsoft.com/office/tasks/2019/documenttasks" xmlns:cr="http://schemas.microsoft.com/office/comments/2020/reactions">
+          <mc:Fallback xmlns:cr="http://schemas.microsoft.com/office/comments/2020/reactions" xmlns="http://schemas.microsoft.com/office/tasks/2019/documenttasks" xmlns:w16cid="http://schemas.microsoft.com/office/word/2016/wordml/cid" xmlns:w16cex="http://schemas.microsoft.com/office/word/2018/wordml/cex" xmlns:w16="http://schemas.microsoft.com/office/word/2018/wordml" xmlns:dgm="http://schemas.openxmlformats.org/drawingml/2006/diagram" xmlns:lc="http://schemas.openxmlformats.org/drawingml/2006/lockedCanvas" xmlns:c="http://schemas.openxmlformats.org/drawingml/2006/chart" xmlns:pic="http://schemas.openxmlformats.org/drawingml/2006/picture" xmlns:a="http://schemas.openxmlformats.org/drawingml/2006/main" xmlns:sl="http://schemas.openxmlformats.org/schemaLibrary/2006/main">
             <w:drawing>
               <wp:anchor allowOverlap="1" behindDoc="0" distB="0" distT="0" distL="114300" distR="114300" hidden="0" layoutInCell="1" locked="0" relativeHeight="0" simplePos="0">
                 <wp:simplePos x="0" y="0"/>
@@ -1970,8 +1934,6 @@
         </w:rPr>
         <w:t>.- Expediente del (la) Prestador (a) del Servicio Social.</w:t>
       </w:r>
-      <w:bookmarkStart w:id="0" w:name="_GoBack"/>
-      <w:bookmarkEnd w:id="0"/>
     </w:p>
     <w:sectPr>
       <w:headerReference w:type="even" r:id="rId8"/>
